--- a/src/main/resources/historico_campus_igarassu.docx
+++ b/src/main/resources/historico_campus_igarassu.docx
@@ -6,12 +6,17 @@
       <w:pPr>
         <w:pStyle w:val="Normal"/>
         <w:bidi w:val="0"/>
-        <w:jc w:val="start"/>
-        <w:rPr/>
-      </w:pPr>
-      <w:r>
-        <w:rPr/>
-        <w:tab/>
+        <w:spacing w:lineRule="auto" w:line="360"/>
+        <w:ind w:firstLine="709"/>
+        <w:jc w:val="both"/>
+        <w:rPr>
+          <w:rFonts w:ascii="Times New Roman" w:hAnsi="Times New Roman"/>
+        </w:rPr>
+      </w:pPr>
+      <w:r>
+        <w:rPr>
+          <w:rFonts w:ascii="Times New Roman" w:hAnsi="Times New Roman"/>
+        </w:rPr>
         <w:t>A história do Campus Igarassu do Instituto Federal de Educação, Ciência e Tecnologia de Pernambuco (IFPE) está diretamente vinculada ao processo de expansão da Rede Federal de Educação Profissional, Científica e Tecnológica, promovido pelo Governo Federal a partir de 2008. O campus foi criado no contexto da terceira fase de expansão do IFPE, com o propósito de interiorizar o ensino técnico e superior público, gratuito e de qualidade, atendendo às demandas sociais e produtivas do litoral norte pernambucano.</w:t>
       </w:r>
     </w:p>
@@ -19,12 +24,17 @@
       <w:pPr>
         <w:pStyle w:val="Normal"/>
         <w:bidi w:val="0"/>
-        <w:jc w:val="start"/>
-        <w:rPr/>
-      </w:pPr>
-      <w:r>
-        <w:rPr/>
-        <w:tab/>
+        <w:spacing w:lineRule="auto" w:line="360"/>
+        <w:ind w:firstLine="709"/>
+        <w:jc w:val="both"/>
+        <w:rPr>
+          <w:rFonts w:ascii="Times New Roman" w:hAnsi="Times New Roman"/>
+        </w:rPr>
+      </w:pPr>
+      <w:r>
+        <w:rPr>
+          <w:rFonts w:ascii="Times New Roman" w:hAnsi="Times New Roman"/>
+        </w:rPr>
         <w:t>As atividades acadêmicas tiveram início em 16 de outubro de 2014, com a realização da aula inaugural, evento que marcou oficialmente o começo da trajetória educacional do campus. Na ocasião, estiveram presentes autoridades do IFPE, representantes da Prefeitura de Igarassu e membros da comunidade local, simbolizando a integração entre a instituição e a sociedade.</w:t>
       </w:r>
     </w:p>
@@ -32,12 +42,17 @@
       <w:pPr>
         <w:pStyle w:val="Normal"/>
         <w:bidi w:val="0"/>
-        <w:jc w:val="start"/>
-        <w:rPr/>
-      </w:pPr>
-      <w:r>
-        <w:rPr/>
-        <w:tab/>
+        <w:spacing w:lineRule="auto" w:line="360"/>
+        <w:ind w:firstLine="709"/>
+        <w:jc w:val="both"/>
+        <w:rPr>
+          <w:rFonts w:ascii="Times New Roman" w:hAnsi="Times New Roman"/>
+        </w:rPr>
+      </w:pPr>
+      <w:r>
+        <w:rPr>
+          <w:rFonts w:ascii="Times New Roman" w:hAnsi="Times New Roman"/>
+        </w:rPr>
         <w:t>Inicialmente, o campus funcionou em sede provisória, oferecendo cursos técnicos voltados às áreas de maior potencial de empregabilidade regional. A implantação definitiva consolidou-se com a construção de sua sede própria, localizada na Rodovia BR-101 Norte, Km 29, Engenho Ubu, Zona Rural de Igarassu/PE. Em 2018, foi anunciada a liberação de recursos federais destinados à construção da estrutura física definitiva, com investimentos de aproximadamente R$ 17 milhões, fortalecendo de forma permanente a presença do IFPE na região.</w:t>
       </w:r>
     </w:p>
@@ -45,12 +60,17 @@
       <w:pPr>
         <w:pStyle w:val="Normal"/>
         <w:bidi w:val="0"/>
-        <w:jc w:val="start"/>
-        <w:rPr/>
-      </w:pPr>
-      <w:r>
-        <w:rPr/>
-        <w:tab/>
+        <w:spacing w:lineRule="auto" w:line="360"/>
+        <w:ind w:firstLine="709"/>
+        <w:jc w:val="both"/>
+        <w:rPr>
+          <w:rFonts w:ascii="Times New Roman" w:hAnsi="Times New Roman"/>
+        </w:rPr>
+      </w:pPr>
+      <w:r>
+        <w:rPr>
+          <w:rFonts w:ascii="Times New Roman" w:hAnsi="Times New Roman"/>
+        </w:rPr>
         <w:t>Com o passar dos anos, o Campus Igarassu ampliou significativamente sua oferta educacional, passando a oferecer cursos de nível superior além dos cursos técnicos subsequentes. Em consonância com a missão institucional do IFPE, o campus se consolidou como um espaço de promoção de uma educação pública, gratuita, inclusiva e de excelência, articulando ensino, pesquisa e extensão. Sua proposta pedagógica tem como foco a formação integral do estudante, preparando-o para atuar com competência técnica, senso crítico e consciência cidadã diante das transformações sociais, econômicas e tecnológicas do mundo contemporâneo.</w:t>
       </w:r>
     </w:p>
@@ -58,11 +78,17 @@
       <w:pPr>
         <w:pStyle w:val="Normal"/>
         <w:bidi w:val="0"/>
-        <w:jc w:val="start"/>
-        <w:rPr/>
-      </w:pPr>
-      <w:r>
-        <w:rPr/>
+        <w:spacing w:lineRule="auto" w:line="360"/>
+        <w:ind w:firstLine="709"/>
+        <w:jc w:val="both"/>
+        <w:rPr>
+          <w:rFonts w:ascii="Times New Roman" w:hAnsi="Times New Roman"/>
+        </w:rPr>
+      </w:pPr>
+      <w:r>
+        <w:rPr>
+          <w:rFonts w:ascii="Times New Roman" w:hAnsi="Times New Roman"/>
+        </w:rPr>
         <w:t>Assim, o IFPE – Campus Igarassu reafirma seu papel estratégico na consolidação das políticas públicas de educação profissional e tecnológica, contribuindo para o desenvolvimento sustentável, a valorização da diversidade e a geração de oportunidades para a juventude da Região Metropolitana e do interior de Pernambuco.</w:t>
       </w:r>
     </w:p>
@@ -105,7 +131,7 @@
       <w:suppressAutoHyphens w:val="true"/>
       <w:bidi w:val="0"/>
       <w:spacing w:before="0" w:after="0"/>
-      <w:jc w:val="start"/>
+      <w:jc w:val="left"/>
     </w:pPr>
     <w:rPr>
       <w:rFonts w:ascii="Liberation Serif" w:hAnsi="Liberation Serif" w:eastAsia="Noto Serif CJK SC" w:cs="FreeSans"/>

--- a/src/main/resources/historico_campus_igarassu.docx
+++ b/src/main/resources/historico_campus_igarassu.docx
@@ -4,90 +4,202 @@
   <w:body>
     <w:p>
       <w:pPr>
-        <w:pStyle w:val="Normal"/>
+        <w:pStyle w:val="BodyText"/>
         <w:bidi w:val="0"/>
         <w:spacing w:lineRule="auto" w:line="360"/>
         <w:ind w:firstLine="709"/>
         <w:jc w:val="both"/>
         <w:rPr>
           <w:rFonts w:ascii="Times New Roman" w:hAnsi="Times New Roman"/>
-        </w:rPr>
-      </w:pPr>
+          <w:b w:val="false"/>
+          <w:i w:val="false"/>
+          <w:caps w:val="false"/>
+          <w:smallCaps w:val="false"/>
+          <w:strike w:val="false"/>
+          <w:dstrike w:val="false"/>
+          <w:color w:val="000000"/>
+          <w:sz w:val="24"/>
+          <w:szCs w:val="24"/>
+          <w:u w:val="none"/>
+          <w:effect w:val="none"/>
+          <w:shd w:fill="auto" w:val="clear"/>
+        </w:rPr>
+      </w:pPr>
+      <w:bookmarkStart w:id="0" w:name="docs-internal-guid-d5642da3-7fff-1a5b-90"/>
+      <w:bookmarkEnd w:id="0"/>
       <w:r>
         <w:rPr>
           <w:rFonts w:ascii="Times New Roman" w:hAnsi="Times New Roman"/>
+          <w:b w:val="false"/>
+          <w:i w:val="false"/>
+          <w:caps w:val="false"/>
+          <w:smallCaps w:val="false"/>
+          <w:strike w:val="false"/>
+          <w:dstrike w:val="false"/>
+          <w:color w:val="000000"/>
+          <w:sz w:val="24"/>
+          <w:szCs w:val="24"/>
+          <w:u w:val="none"/>
+          <w:effect w:val="none"/>
+          <w:shd w:fill="auto" w:val="clear"/>
         </w:rPr>
         <w:t>A história do Campus Igarassu do Instituto Federal de Educação, Ciência e Tecnologia de Pernambuco (IFPE) está diretamente vinculada ao processo de expansão da Rede Federal de Educação Profissional, Científica e Tecnológica, promovido pelo Governo Federal a partir de 2008. O campus foi criado no contexto da terceira fase de expansão do IFPE, com o propósito de interiorizar o ensino técnico e superior público, gratuito e de qualidade, atendendo às demandas sociais e produtivas do litoral norte pernambucano.</w:t>
       </w:r>
     </w:p>
     <w:p>
       <w:pPr>
-        <w:pStyle w:val="Normal"/>
+        <w:pStyle w:val="BodyText"/>
         <w:bidi w:val="0"/>
-        <w:spacing w:lineRule="auto" w:line="360"/>
-        <w:ind w:firstLine="709"/>
+        <w:spacing w:lineRule="auto" w:line="360" w:before="240" w:after="240"/>
+        <w:ind w:firstLine="720" w:left="0" w:right="0"/>
         <w:jc w:val="both"/>
         <w:rPr>
           <w:rFonts w:ascii="Times New Roman" w:hAnsi="Times New Roman"/>
+          <w:b w:val="false"/>
+          <w:i w:val="false"/>
+          <w:caps w:val="false"/>
+          <w:smallCaps w:val="false"/>
+          <w:strike w:val="false"/>
+          <w:dstrike w:val="false"/>
+          <w:color w:val="000000"/>
+          <w:sz w:val="24"/>
+          <w:szCs w:val="24"/>
+          <w:u w:val="none"/>
+          <w:effect w:val="none"/>
+          <w:shd w:fill="auto" w:val="clear"/>
         </w:rPr>
       </w:pPr>
       <w:r>
         <w:rPr>
           <w:rFonts w:ascii="Times New Roman" w:hAnsi="Times New Roman"/>
+          <w:b w:val="false"/>
+          <w:i w:val="false"/>
+          <w:caps w:val="false"/>
+          <w:smallCaps w:val="false"/>
+          <w:strike w:val="false"/>
+          <w:dstrike w:val="false"/>
+          <w:color w:val="000000"/>
+          <w:sz w:val="24"/>
+          <w:szCs w:val="24"/>
+          <w:u w:val="none"/>
+          <w:effect w:val="none"/>
+          <w:shd w:fill="auto" w:val="clear"/>
         </w:rPr>
         <w:t>As atividades acadêmicas tiveram início em 16 de outubro de 2014, com a realização da aula inaugural, evento que marcou oficialmente o começo da trajetória educacional do campus. Na ocasião, estiveram presentes autoridades do IFPE, representantes da Prefeitura de Igarassu e membros da comunidade local, simbolizando a integração entre a instituição e a sociedade.</w:t>
       </w:r>
     </w:p>
     <w:p>
       <w:pPr>
-        <w:pStyle w:val="Normal"/>
+        <w:pStyle w:val="BodyText"/>
         <w:bidi w:val="0"/>
-        <w:spacing w:lineRule="auto" w:line="360"/>
-        <w:ind w:firstLine="709"/>
+        <w:spacing w:lineRule="auto" w:line="360" w:before="240" w:after="240"/>
+        <w:ind w:firstLine="720" w:left="0" w:right="0"/>
         <w:jc w:val="both"/>
         <w:rPr>
           <w:rFonts w:ascii="Times New Roman" w:hAnsi="Times New Roman"/>
+          <w:b w:val="false"/>
+          <w:i w:val="false"/>
+          <w:caps w:val="false"/>
+          <w:smallCaps w:val="false"/>
+          <w:strike w:val="false"/>
+          <w:dstrike w:val="false"/>
+          <w:color w:val="000000"/>
+          <w:sz w:val="24"/>
+          <w:szCs w:val="24"/>
+          <w:u w:val="none"/>
+          <w:effect w:val="none"/>
+          <w:shd w:fill="auto" w:val="clear"/>
         </w:rPr>
       </w:pPr>
       <w:r>
         <w:rPr>
           <w:rFonts w:ascii="Times New Roman" w:hAnsi="Times New Roman"/>
-        </w:rPr>
-        <w:t>Inicialmente, o campus funcionou em sede provisória, oferecendo cursos técnicos voltados às áreas de maior potencial de empregabilidade regional. A implantação definitiva consolidou-se com a construção de sua sede própria, localizada na Rodovia BR-101 Norte, Km 29, Engenho Ubu, Zona Rural de Igarassu/PE. Em 2018, foi anunciada a liberação de recursos federais destinados à construção da estrutura física definitiva, com investimentos de aproximadamente R$ 17 milhões, fortalecendo de forma permanente a presença do IFPE na região.</w:t>
+          <w:b w:val="false"/>
+          <w:i w:val="false"/>
+          <w:caps w:val="false"/>
+          <w:smallCaps w:val="false"/>
+          <w:strike w:val="false"/>
+          <w:dstrike w:val="false"/>
+          <w:color w:val="000000"/>
+          <w:sz w:val="24"/>
+          <w:szCs w:val="24"/>
+          <w:u w:val="none"/>
+          <w:effect w:val="none"/>
+          <w:shd w:fill="auto" w:val="clear"/>
+        </w:rPr>
+        <w:t>Inicialmente, o campus funciona em sede provisória, oferecendo cursos técnicos voltados às áreas de maior potencial de empregabilidade regional. A implantação definitiva consolidou-se com a construção de sua sede própria, localizada na Rodovia BR-101 Norte, Km 29, Engenho Ubu, Zona Rural de Igarassu/PE. Em 2018, foi anunciada a liberação de recursos federais destinados à construção da estrutura física definitiva, com investimentos de aproximadamente R$17 milhões, fortalecendo de forma permanente a presença do IFPE na região.</w:t>
       </w:r>
     </w:p>
     <w:p>
       <w:pPr>
-        <w:pStyle w:val="Normal"/>
+        <w:pStyle w:val="BodyText"/>
         <w:bidi w:val="0"/>
-        <w:spacing w:lineRule="auto" w:line="360"/>
-        <w:ind w:firstLine="709"/>
+        <w:spacing w:lineRule="auto" w:line="360" w:before="240" w:after="240"/>
+        <w:ind w:firstLine="720" w:left="0" w:right="0"/>
         <w:jc w:val="both"/>
         <w:rPr>
           <w:rFonts w:ascii="Times New Roman" w:hAnsi="Times New Roman"/>
+          <w:b w:val="false"/>
+          <w:i w:val="false"/>
+          <w:caps w:val="false"/>
+          <w:smallCaps w:val="false"/>
+          <w:strike w:val="false"/>
+          <w:dstrike w:val="false"/>
+          <w:color w:val="000000"/>
+          <w:sz w:val="24"/>
+          <w:szCs w:val="24"/>
+          <w:u w:val="none"/>
+          <w:effect w:val="none"/>
+          <w:shd w:fill="auto" w:val="clear"/>
         </w:rPr>
       </w:pPr>
       <w:r>
         <w:rPr>
           <w:rFonts w:ascii="Times New Roman" w:hAnsi="Times New Roman"/>
+          <w:b w:val="false"/>
+          <w:i w:val="false"/>
+          <w:caps w:val="false"/>
+          <w:smallCaps w:val="false"/>
+          <w:strike w:val="false"/>
+          <w:dstrike w:val="false"/>
+          <w:color w:val="000000"/>
+          <w:sz w:val="24"/>
+          <w:szCs w:val="24"/>
+          <w:u w:val="none"/>
+          <w:effect w:val="none"/>
+          <w:shd w:fill="auto" w:val="clear"/>
         </w:rPr>
         <w:t>Com o passar dos anos, o Campus Igarassu ampliou significativamente sua oferta educacional, passando a oferecer cursos de nível superior além dos cursos técnicos subsequentes. Em consonância com a missão institucional do IFPE, o campus se consolidou como um espaço de promoção de uma educação pública, gratuita, inclusiva e de excelência, articulando ensino, pesquisa e extensão. Sua proposta pedagógica tem como foco a formação integral do estudante, preparando-o para atuar com competência técnica, senso crítico e consciência cidadã diante das transformações sociais, econômicas e tecnológicas do mundo contemporâneo.</w:t>
       </w:r>
     </w:p>
     <w:p>
       <w:pPr>
-        <w:pStyle w:val="Normal"/>
+        <w:pStyle w:val="BodyText"/>
         <w:bidi w:val="0"/>
-        <w:spacing w:lineRule="auto" w:line="360"/>
-        <w:ind w:firstLine="709"/>
+        <w:spacing w:lineRule="auto" w:line="360" w:before="240" w:after="240"/>
+        <w:ind w:firstLine="720" w:left="0" w:right="0"/>
         <w:jc w:val="both"/>
         <w:rPr>
           <w:rFonts w:ascii="Times New Roman" w:hAnsi="Times New Roman"/>
+          <w:sz w:val="24"/>
+          <w:szCs w:val="24"/>
         </w:rPr>
       </w:pPr>
       <w:r>
         <w:rPr>
           <w:rFonts w:ascii="Times New Roman" w:hAnsi="Times New Roman"/>
+          <w:b w:val="false"/>
+          <w:i w:val="false"/>
+          <w:caps w:val="false"/>
+          <w:smallCaps w:val="false"/>
+          <w:strike w:val="false"/>
+          <w:dstrike w:val="false"/>
+          <w:color w:val="000000"/>
+          <w:sz w:val="24"/>
+          <w:szCs w:val="24"/>
+          <w:u w:val="none"/>
+          <w:effect w:val="none"/>
+          <w:shd w:fill="auto" w:val="clear"/>
         </w:rPr>
         <w:t>Assim, o IFPE – Campus Igarassu reafirma seu papel estratégico na consolidação das políticas públicas de educação profissional e tecnológica, contribuindo para o desenvolvimento sustentável, a valorização da diversidade e a geração de oportunidades para a juventude da Região Metropolitana e do interior de Pernambuco.</w:t>
       </w:r>
